--- a/output/DTXSID50469320-report.docx
+++ b/output/DTXSID50469320-report.docx
@@ -2,34 +2,15 @@
 <file path=word/document.xml><?xml version="1.0" encoding="utf-8"?>
 <w:document xmlns:wpc="http://schemas.microsoft.com/office/word/2010/wordprocessingCanvas" xmlns:mo="http://schemas.microsoft.com/office/mac/office/2008/main" xmlns:mc="http://schemas.openxmlformats.org/markup-compatibility/2006" xmlns:mv="urn:schemas-microsoft-com:mac:vml" xmlns:o="urn:schemas-microsoft-com:office:office" xmlns:r="http://schemas.openxmlformats.org/officeDocument/2006/relationships" xmlns:m="http://schemas.openxmlformats.org/officeDocument/2006/math" xmlns:v="urn:schemas-microsoft-com:vml" xmlns:wp14="http://schemas.microsoft.com/office/word/2010/wordprocessingDrawing" xmlns:wp="http://schemas.openxmlformats.org/drawingml/2006/wordprocessingDrawing" xmlns:w10="urn:schemas-microsoft-com:office:word" xmlns:w="http://schemas.openxmlformats.org/wordprocessingml/2006/main" xmlns:w14="http://schemas.microsoft.com/office/word/2010/wordml" xmlns:wpg="http://schemas.microsoft.com/office/word/2010/wordprocessingGroup" xmlns:wpi="http://schemas.microsoft.com/office/word/2010/wordprocessingInk" xmlns:wne="http://schemas.microsoft.com/office/word/2006/wordml" xmlns:wps="http://schemas.microsoft.com/office/word/2010/wordprocessingShape" mc:Ignorable="w14 wp14">
   <w:body>
-    <w:tbl>
-      <w:tblPr>
-        <w:tblW w:type="auto" w:w="0"/>
-        <w:tblLook w:firstColumn="1" w:firstRow="1" w:lastColumn="0" w:lastRow="0" w:noHBand="0" w:noVBand="1" w:val="04A0"/>
-      </w:tblPr>
-      <w:tblGrid>
-        <w:gridCol w:w="9360"/>
-      </w:tblGrid>
-      <w:tr>
-        <w:tc>
-          <w:tcPr>
-            <w:tcW w:type="dxa" w:w="9360"/>
-            <w:shd w:val="clear" w:fill="78A12E"/>
-          </w:tcPr>
-          <w:p>
-            <w:r/>
-          </w:p>
-        </w:tc>
-      </w:tr>
-    </w:tbl>
     <w:p>
       <w:pPr>
         <w:jc w:val="center"/>
       </w:pPr>
       <w:r>
         <w:rPr>
+          <w:rFonts w:ascii="Arial" w:hAnsi="Arial"/>
           <w:b/>
-          <w:color w:val="535557"/>
+          <w:color w:val="000000"/>
           <w:sz w:val="40"/>
         </w:rPr>
         <w:t>NIEHS Report on the</w:t>
@@ -41,8 +22,9 @@
       </w:pPr>
       <w:r>
         <w:rPr>
+          <w:rFonts w:ascii="Arial" w:hAnsi="Arial"/>
           <w:b/>
-          <w:color w:val="535557"/>
+          <w:color w:val="000000"/>
           <w:sz w:val="40"/>
         </w:rPr>
         <w:t>In Vivo Repeat Dose</w:t>
@@ -54,8 +36,9 @@
       </w:pPr>
       <w:r>
         <w:rPr>
+          <w:rFonts w:ascii="Arial" w:hAnsi="Arial"/>
           <w:b/>
-          <w:color w:val="535557"/>
+          <w:color w:val="000000"/>
           <w:sz w:val="40"/>
         </w:rPr>
         <w:t>Biological Potency Study of</w:t>
@@ -67,8 +50,9 @@
       </w:pPr>
       <w:r>
         <w:rPr>
+          <w:rFonts w:ascii="Arial" w:hAnsi="Arial"/>
           <w:b/>
-          <w:color w:val="535557"/>
+          <w:color w:val="000000"/>
           <w:sz w:val="40"/>
         </w:rPr>
         <w:t>Perfluorohexanesulfonamide (CASRN 41997-13-1)</w:t>
@@ -80,8 +64,9 @@
       </w:pPr>
       <w:r>
         <w:rPr>
+          <w:rFonts w:ascii="Arial" w:hAnsi="Arial"/>
           <w:b/>
-          <w:color w:val="535557"/>
+          <w:color w:val="000000"/>
           <w:sz w:val="40"/>
         </w:rPr>
         <w:t>in Sprague Dawley</w:t>
@@ -93,8 +78,9 @@
       </w:pPr>
       <w:r>
         <w:rPr>
+          <w:rFonts w:ascii="Arial" w:hAnsi="Arial"/>
           <w:b/>
-          <w:color w:val="535557"/>
+          <w:color w:val="000000"/>
           <w:sz w:val="40"/>
         </w:rPr>
         <w:t>(Hsd:Sprague Dawley® SD®)</w:t>
@@ -106,8 +92,9 @@
       </w:pPr>
       <w:r>
         <w:rPr>
+          <w:rFonts w:ascii="Arial" w:hAnsi="Arial"/>
           <w:b/>
-          <w:color w:val="535557"/>
+          <w:color w:val="000000"/>
           <w:sz w:val="40"/>
         </w:rPr>
         <w:t>Rats (Gavage Studies)</w:t>
@@ -119,6 +106,8 @@
       </w:pPr>
       <w:r>
         <w:rPr>
+          <w:rFonts w:ascii="Times New Roman" w:hAnsi="Times New Roman"/>
+          <w:color w:val="000000"/>
           <w:sz w:val="24"/>
         </w:rPr>
         <w:t>«NIEHS Report XX»</w:t>
@@ -130,6 +119,8 @@
       </w:pPr>
       <w:r>
         <w:rPr>
+          <w:rFonts w:ascii="Times New Roman" w:hAnsi="Times New Roman"/>
+          <w:color w:val="000000"/>
           <w:sz w:val="24"/>
         </w:rPr>
         <w:t>«Month Year»</w:t>
@@ -142,7 +133,9 @@
       </w:pPr>
       <w:r>
         <w:rPr>
-          <w:sz w:val="22"/>
+          <w:rFonts w:ascii="Times New Roman" w:hAnsi="Times New Roman"/>
+          <w:color w:val="000000"/>
+          <w:sz w:val="24"/>
         </w:rPr>
         <w:t>National Institute of Environmental Health Sciences</w:t>
       </w:r>
@@ -153,7 +146,9 @@
       </w:pPr>
       <w:r>
         <w:rPr>
-          <w:sz w:val="22"/>
+          <w:rFonts w:ascii="Times New Roman" w:hAnsi="Times New Roman"/>
+          <w:color w:val="000000"/>
+          <w:sz w:val="24"/>
         </w:rPr>
         <w:t>Public Health Service</w:t>
       </w:r>
@@ -164,7 +159,9 @@
       </w:pPr>
       <w:r>
         <w:rPr>
-          <w:sz w:val="22"/>
+          <w:rFonts w:ascii="Times New Roman" w:hAnsi="Times New Roman"/>
+          <w:color w:val="000000"/>
+          <w:sz w:val="24"/>
         </w:rPr>
         <w:t>U.S. Department of Health and Human Services</w:t>
       </w:r>
@@ -175,7 +172,9 @@
       </w:pPr>
       <w:r>
         <w:rPr>
-          <w:sz w:val="22"/>
+          <w:rFonts w:ascii="Times New Roman" w:hAnsi="Times New Roman"/>
+          <w:color w:val="000000"/>
+          <w:sz w:val="24"/>
         </w:rPr>
         <w:t>ISSN: 2768-5632</w:t>
       </w:r>
@@ -186,7 +185,9 @@
       </w:pPr>
       <w:r>
         <w:rPr>
-          <w:sz w:val="22"/>
+          <w:rFonts w:ascii="Times New Roman" w:hAnsi="Times New Roman"/>
+          <w:color w:val="000000"/>
+          <w:sz w:val="24"/>
         </w:rPr>
         <w:t>Research Triangle Park, North Carolina, USA</w:t>
       </w:r>
